--- a/Dokumenty/SRS.docx
+++ b/Dokumenty/SRS.docx
@@ -267,13 +267,7 @@
       </w:r>
       <w:proofErr w:type="spellEnd"/>
       <w:r>
-        <w:t xml:space="preserve"> API, vypočítať vzdialenosť ku každej </w:t>
-      </w:r>
-      <w:r>
-        <w:t>umyvárni</w:t>
-      </w:r>
-      <w:r>
-        <w:t xml:space="preserve"> pomocou </w:t>
+        <w:t xml:space="preserve"> API, vypočítať vzdialenosť ku každej umyvárni pomocou </w:t>
       </w:r>
       <w:proofErr w:type="spellStart"/>
       <w:r>
@@ -447,6 +441,40 @@
     </w:p>
     <w:p>
       <w:pPr>
+        <w:numPr>
+          <w:ilvl w:val="0"/>
+          <w:numId w:val="2"/>
+        </w:numPr>
+      </w:pPr>
+      <w:r>
+        <w:rPr>
+          <w:b/>
+          <w:bCs/>
+        </w:rPr>
+        <w:t>F10 – Autentifikácia admina:</w:t>
+      </w:r>
+      <w:r>
+        <w:t xml:space="preserve"> Prístup do admin panelu je chránený prihlasovacím formulárom (meno + heslo). Neprihlásený používateľ je automaticky presmerovaný na login.html. Po úspešnom overení server vytvorí </w:t>
+      </w:r>
+      <w:proofErr w:type="spellStart"/>
+      <w:r>
+        <w:t>session</w:t>
+      </w:r>
+      <w:proofErr w:type="spellEnd"/>
+      <w:r>
+        <w:t xml:space="preserve">. Odhlásenie </w:t>
+      </w:r>
+      <w:proofErr w:type="spellStart"/>
+      <w:r>
+        <w:t>session</w:t>
+      </w:r>
+      <w:proofErr w:type="spellEnd"/>
+      <w:r>
+        <w:t xml:space="preserve"> zruší.</w:t>
+      </w:r>
+    </w:p>
+    <w:p>
+      <w:pPr>
         <w:rPr>
           <w:b/>
           <w:bCs/>
@@ -753,27 +781,41 @@
           <w:sz w:val="144"/>
           <w:szCs w:val="144"/>
         </w:rPr>
-        <w:t>TO</w:t>
-      </w:r>
-      <w:r>
-        <w:rPr>
-          <w:b/>
-          <w:bCs/>
-          <w:color w:val="EE0000"/>
-          <w:sz w:val="144"/>
-          <w:szCs w:val="144"/>
-        </w:rPr>
-        <w:t xml:space="preserve"> </w:t>
-      </w:r>
-      <w:r>
-        <w:rPr>
-          <w:b/>
-          <w:bCs/>
-          <w:color w:val="EE0000"/>
-          <w:sz w:val="144"/>
-          <w:szCs w:val="144"/>
-        </w:rPr>
-        <w:t>DO</w:t>
+        <w:drawing>
+          <wp:inline distT="0" distB="0" distL="0" distR="0" wp14:anchorId="584E2419" wp14:editId="7EEB12A1">
+            <wp:extent cx="5760720" cy="2183130"/>
+            <wp:effectExtent l="0" t="0" r="0" b="7620"/>
+            <wp:docPr id="575463276" name="Obrázok 1"/>
+            <wp:cNvGraphicFramePr>
+              <a:graphicFrameLocks xmlns:a="http://schemas.openxmlformats.org/drawingml/2006/main" noChangeAspect="1"/>
+            </wp:cNvGraphicFramePr>
+            <a:graphic xmlns:a="http://schemas.openxmlformats.org/drawingml/2006/main">
+              <a:graphicData uri="http://schemas.openxmlformats.org/drawingml/2006/picture">
+                <pic:pic xmlns:pic="http://schemas.openxmlformats.org/drawingml/2006/picture">
+                  <pic:nvPicPr>
+                    <pic:cNvPr id="575463276" name=""/>
+                    <pic:cNvPicPr/>
+                  </pic:nvPicPr>
+                  <pic:blipFill>
+                    <a:blip r:embed="rId5"/>
+                    <a:stretch>
+                      <a:fillRect/>
+                    </a:stretch>
+                  </pic:blipFill>
+                  <pic:spPr>
+                    <a:xfrm>
+                      <a:off x="0" y="0"/>
+                      <a:ext cx="5760720" cy="2183130"/>
+                    </a:xfrm>
+                    <a:prstGeom prst="rect">
+                      <a:avLst/>
+                    </a:prstGeom>
+                  </pic:spPr>
+                </pic:pic>
+              </a:graphicData>
+            </a:graphic>
+          </wp:inline>
+        </w:drawing>
       </w:r>
     </w:p>
     <w:sectPr>
